--- a/docs expo/entregables/FactuGest - Documentacion de Casos de Uso.docx
+++ b/docs expo/entregables/FactuGest - Documentacion de Casos de Uso.docx
@@ -134,7 +134,7 @@
           <w:b w:val="0"/>
           <w:i w:val="0"/>
         </w:rPr>
-        <w:t>SERVICIO NACIONAL DE APRENDIZAJE — SENA</w:t>
+        <w:t>SERVICIO NACIONAL DE APRENDIZAJE (SENA)</w:t>
       </w:r>
     </w:p>
     <w:p>
@@ -249,7 +249,7 @@
           <w:b w:val="0"/>
           <w:i w:val="0"/>
         </w:rPr>
-        <w:t>Este documento describe el comportamiento de los casos de uso de FactuGest. Mientras el diagrama muestra qué hace el sistema y quién lo usa, la documentación establece cómo transcurre cada caso: con qué condiciones empieza, qué pasos recorre, qué caminos alternos admite, en qué estado deja al sistema y qué ocurre cuando algo sale mal.</w:t>
+        <w:t>Este documento describe el comportamiento de los casos de uso de FactuGest. Mientras el diagrama muestra qué hace el sistema y quién lo usa, la documentación establece cómo transcurre cada caso, esto es, con qué condiciones empieza, qué pasos recorre, qué caminos alternos admite, en qué estado deja al sistema y qué ocurre cuando algo sale mal.</w:t>
       </w:r>
     </w:p>
     <w:p>
@@ -277,7 +277,7 @@
           <w:b w:val="0"/>
           <w:i w:val="0"/>
         </w:rPr>
-        <w:t>Los 17 casos críticos llevan ficha completa. Son aquellos de los que depende que el sistema cumpla su propósito: la emisión de documentos, la reserva de la numeración autorizada, el control del cupo, el cobro de la suscripción, la autenticación de los sistemas integrados y el registro de auditoría. En ellos, el orden de los pasos y el comportamiento ante el error no son un detalle de implementación: emitir antes de guardar, o validar el cupo antes de reservar el consecutivo, cambia el resultado. Los 39 restantes se presentan en formato breve, con su precondición y su resultado esperado.</w:t>
+        <w:t>Los 17 casos críticos llevan ficha completa. Son aquellos de los que depende que el sistema cumpla su propósito, como la emisión de documentos, la reserva de la numeración autorizada, el control del cupo, el cobro de la suscripción, la autenticación de los sistemas integrados y el registro de auditoría. En ellos, el orden de los pasos y el comportamiento ante el error no son un detalle de implementación, y son emitir antes de guardar, o validar el cupo antes de reservar el consecutivo, cambia el resultado. Los 39 restantes se presentan en formato breve, con su precondición y su resultado esperado.</w:t>
       </w:r>
     </w:p>
     <w:p>
@@ -291,7 +291,7 @@
           <w:b w:val="0"/>
           <w:i w:val="0"/>
         </w:rPr>
-        <w:t>La distinción no es una reducción del alcance sino una decisión sobre qué merece detalle. Documentar los cincuenta y seis con ficha completa produciría sesenta páginas en las que los casos que deciden si el sistema sirve quedarían sepultados entre repeticiones del mismo formulario de mantenimiento de un catálogo. Los casos breves siguen siendo verificables: su resultado esperado es lo que la prueba comprueba.</w:t>
+        <w:t>La distinción no es una reducción del alcance sino una decisión sobre qué merece detalle. Documentar los cincuenta y seis con ficha completa produciría sesenta páginas en las que los casos que deciden si el sistema sirve quedarían sepultados entre repeticiones del mismo formulario de mantenimiento de un catálogo. Los casos breves siguen siendo verificables, porque su resultado esperado es lo que la prueba comprueba.</w:t>
       </w:r>
     </w:p>
     <w:p>
@@ -304,6 +304,7 @@
     </w:p>
     <w:p>
       <w:pPr>
+        <w:keepNext/>
         <w:spacing w:line="480" w:lineRule="auto" w:before="0" w:after="0"/>
         <w:ind w:firstLine="0"/>
         <w:jc w:val="left"/>
@@ -317,6 +318,7 @@
     </w:p>
     <w:p>
       <w:pPr>
+        <w:keepNext/>
         <w:spacing w:line="480" w:lineRule="auto" w:before="0" w:after="0"/>
         <w:ind w:firstLine="0"/>
         <w:jc w:val="left"/>
@@ -475,7 +477,7 @@
                 <w:b w:val="0"/>
                 <w:sz w:val="20"/>
               </w:rPr>
-              <w:t>Quiénes participan. Los casos incluidos no tienen actor: los ejecuta el sistema como parte de otro caso.</w:t>
+              <w:t>Quiénes participan. Los casos incluidos no tienen actor, y los ejecuta el sistema como parte de otro caso.</w:t>
             </w:r>
           </w:p>
         </w:tc>
@@ -815,7 +817,7 @@
           <w:b w:val="0"/>
           <w:i w:val="0"/>
         </w:rPr>
-        <w:t>Las fichas siguen el orden de los módulos. Cada una es autosuficiente: puede leerse sin haber leído la anterior, que es como se consulta esta clase de documento.</w:t>
+        <w:t>Las fichas siguen el orden de los módulos. Cada una es autosuficiente y puede leerse sin haber leído la anterior, que es como se consulta esta clase de documento.</w:t>
       </w:r>
     </w:p>
     <w:p>
@@ -824,11 +826,12 @@
         <w:pageBreakBefore/>
       </w:pPr>
       <w:r>
-        <w:t>2.1 CU-01 — Registrar cliente API</w:t>
+        <w:t>2.1 CU-01. Registrar cliente API</w:t>
       </w:r>
     </w:p>
     <w:p>
       <w:pPr>
+        <w:keepNext/>
         <w:spacing w:line="480" w:lineRule="auto" w:before="0" w:after="0"/>
         <w:ind w:firstLine="0"/>
         <w:jc w:val="left"/>
@@ -842,6 +845,7 @@
     </w:p>
     <w:p>
       <w:pPr>
+        <w:keepNext/>
         <w:spacing w:line="480" w:lineRule="auto" w:before="0" w:after="0"/>
         <w:ind w:firstLine="0"/>
         <w:jc w:val="left"/>
@@ -851,7 +855,7 @@
           <w:b w:val="0"/>
           <w:i/>
         </w:rPr>
-        <w:t>Ficha del caso de uso CU-01: registrar cliente API</w:t>
+        <w:t>Ficha del caso de uso CU-01, registrar cliente API</w:t>
       </w:r>
     </w:p>
     <w:tbl>
@@ -918,7 +922,7 @@
                 <w:b/>
                 <w:sz w:val="20"/>
               </w:rPr>
-              <w:t>CU-01 — Registrar cliente API</w:t>
+              <w:t>CU-01. Registrar cliente API</w:t>
             </w:r>
           </w:p>
         </w:tc>
@@ -1123,7 +1127,7 @@
                 <w:b w:val="0"/>
                 <w:sz w:val="20"/>
               </w:rPr>
-              <w:t>— El administrador ha iniciado sesión con un rol administrativo.</w:t>
+              <w:t>- El administrador ha iniciado sesión con un rol administrativo.</w:t>
             </w:r>
             <w:r>
               <w:rPr>
@@ -1132,7 +1136,7 @@
                 <w:sz w:val="20"/>
               </w:rPr>
               <w:br/>
-              <w:t>— Existe la empresa emisora con su resolución de facturación vigente.</w:t>
+              <w:t>- Existe la empresa emisora con su resolución de facturación vigente.</w:t>
             </w:r>
             <w:r>
               <w:rPr>
@@ -1141,7 +1145,7 @@
                 <w:sz w:val="20"/>
               </w:rPr>
               <w:br/>
-              <w:t>— Existe el cliente comercial al que se le facturará la suscripción.</w:t>
+              <w:t>- Existe el cliente comercial al que se le facturará la suscripción.</w:t>
             </w:r>
           </w:p>
         </w:tc>
@@ -1336,7 +1340,7 @@
                 <w:b w:val="0"/>
                 <w:sz w:val="20"/>
               </w:rPr>
-              <w:t>— El cliente queda registrado y en condiciones de emitir.</w:t>
+              <w:t>- El cliente queda registrado y en condiciones de emitir.</w:t>
             </w:r>
             <w:r>
               <w:rPr>
@@ -1345,7 +1349,7 @@
                 <w:sz w:val="20"/>
               </w:rPr>
               <w:br/>
-              <w:t>— El administrador tiene la llave para entregarla al integrador.</w:t>
+              <w:t>- El administrador tiene la llave para entregarla al integrador.</w:t>
             </w:r>
             <w:r>
               <w:rPr>
@@ -1354,7 +1358,7 @@
                 <w:sz w:val="20"/>
               </w:rPr>
               <w:br/>
-              <w:t>— Del secreto de la llave solo queda su hash en la base.</w:t>
+              <w:t>- Del secreto de la llave solo queda su hash en la base.</w:t>
             </w:r>
           </w:p>
         </w:tc>
@@ -1395,7 +1399,7 @@
                 <w:b w:val="0"/>
                 <w:sz w:val="20"/>
               </w:rPr>
-              <w:t>— Si el NIT ya está registrado, el sistema rechaza el alta y lo informa.</w:t>
+              <w:t>- Si el NIT ya está registrado, el sistema rechaza el alta y lo informa.</w:t>
             </w:r>
             <w:r>
               <w:rPr>
@@ -1404,7 +1408,7 @@
                 <w:sz w:val="20"/>
               </w:rPr>
               <w:br/>
-              <w:t>— Si la empresa emisora no tiene resolución vigente, el sistema advierte que el cliente no podrá emitir hasta corregirlo.</w:t>
+              <w:t>- Si la empresa emisora no tiene resolución vigente, el sistema advierte que el cliente no podrá emitir hasta corregirlo.</w:t>
             </w:r>
             <w:r>
               <w:rPr>
@@ -1413,7 +1417,7 @@
                 <w:sz w:val="20"/>
               </w:rPr>
               <w:br/>
-              <w:t>— Si el administrador abandona la pantalla sin copiar la llave, esta no puede recuperarse: hay que rotarla.</w:t>
+              <w:t>- Si el administrador abandona la pantalla sin copiar la llave, esta no puede recuperarse, y hay que rotarla.</w:t>
             </w:r>
           </w:p>
         </w:tc>
@@ -1452,11 +1456,12 @@
         <w:pageBreakBefore/>
       </w:pPr>
       <w:r>
-        <w:t>2.2 CU-06 — Rotar llave de acceso</w:t>
+        <w:t>2.2 CU-06. Rotar llave de acceso</w:t>
       </w:r>
     </w:p>
     <w:p>
       <w:pPr>
+        <w:keepNext/>
         <w:spacing w:line="480" w:lineRule="auto" w:before="0" w:after="0"/>
         <w:ind w:firstLine="0"/>
         <w:jc w:val="left"/>
@@ -1470,6 +1475,7 @@
     </w:p>
     <w:p>
       <w:pPr>
+        <w:keepNext/>
         <w:spacing w:line="480" w:lineRule="auto" w:before="0" w:after="0"/>
         <w:ind w:firstLine="0"/>
         <w:jc w:val="left"/>
@@ -1479,7 +1485,7 @@
           <w:b w:val="0"/>
           <w:i/>
         </w:rPr>
-        <w:t>Ficha del caso de uso CU-06: rotar llave de acceso</w:t>
+        <w:t>Ficha del caso de uso CU-06, rotar llave de acceso</w:t>
       </w:r>
     </w:p>
     <w:tbl>
@@ -1546,7 +1552,7 @@
                 <w:b/>
                 <w:sz w:val="20"/>
               </w:rPr>
-              <w:t>CU-06 — Rotar llave de acceso</w:t>
+              <w:t>CU-06. Rotar llave de acceso</w:t>
             </w:r>
           </w:p>
         </w:tc>
@@ -1751,7 +1757,7 @@
                 <w:b w:val="0"/>
                 <w:sz w:val="20"/>
               </w:rPr>
-              <w:t>— El administrador ha iniciado sesión con un rol administrativo.</w:t>
+              <w:t>- El administrador ha iniciado sesión con un rol administrativo.</w:t>
             </w:r>
             <w:r>
               <w:rPr>
@@ -1760,7 +1766,7 @@
                 <w:sz w:val="20"/>
               </w:rPr>
               <w:br/>
-              <w:t>— El cliente API existe y tiene una llave vigente.</w:t>
+              <w:t>- El cliente API existe y tiene una llave vigente.</w:t>
             </w:r>
           </w:p>
         </w:tc>
@@ -1937,7 +1943,7 @@
                 <w:b w:val="0"/>
                 <w:sz w:val="20"/>
               </w:rPr>
-              <w:t>— La llave anterior queda invalidada y las peticiones que la usen reciben 401.</w:t>
+              <w:t>- La llave anterior queda invalidada y las peticiones que la usen reciben 401.</w:t>
             </w:r>
             <w:r>
               <w:rPr>
@@ -1946,7 +1952,7 @@
                 <w:sz w:val="20"/>
               </w:rPr>
               <w:br/>
-              <w:t>— El cliente conserva su historial de documentos y su consumo del mes.</w:t>
+              <w:t>- El cliente conserva su historial de documentos y su consumo del mes.</w:t>
             </w:r>
             <w:r>
               <w:rPr>
@@ -1955,7 +1961,7 @@
                 <w:sz w:val="20"/>
               </w:rPr>
               <w:br/>
-              <w:t>— En auditoría consta quién rotó, cuándo y sobre qué cliente.</w:t>
+              <w:t>- En auditoría consta quién rotó, cuándo y sobre qué cliente.</w:t>
             </w:r>
           </w:p>
         </w:tc>
@@ -1996,7 +2002,7 @@
                 <w:b w:val="0"/>
                 <w:sz w:val="20"/>
               </w:rPr>
-              <w:t>— Si el integrador no actualiza la llave, sus emisiones fallarán con llave inválida hasta que lo haga.</w:t>
+              <w:t>- Si el integrador no actualiza la llave, sus emisiones fallarán con llave inválida hasta que lo haga.</w:t>
             </w:r>
             <w:r>
               <w:rPr>
@@ -2005,7 +2011,7 @@
                 <w:sz w:val="20"/>
               </w:rPr>
               <w:br/>
-              <w:t>— Si falla el guardado, la llave anterior sigue vigente: no se invalida nada hasta que la nueva quede escrita.</w:t>
+              <w:t>- Si falla el guardado, la llave anterior sigue vigente, y no se invalida nada hasta que la nueva quede escrita.</w:t>
             </w:r>
           </w:p>
         </w:tc>
@@ -2044,11 +2050,12 @@
         <w:pageBreakBefore/>
       </w:pPr>
       <w:r>
-        <w:t>2.3 CU-08 — Emitir factura de venta</w:t>
+        <w:t>2.3 CU-08. Emitir factura de venta</w:t>
       </w:r>
     </w:p>
     <w:p>
       <w:pPr>
+        <w:keepNext/>
         <w:spacing w:line="480" w:lineRule="auto" w:before="0" w:after="0"/>
         <w:ind w:firstLine="0"/>
         <w:jc w:val="left"/>
@@ -2062,6 +2069,7 @@
     </w:p>
     <w:p>
       <w:pPr>
+        <w:keepNext/>
         <w:spacing w:line="480" w:lineRule="auto" w:before="0" w:after="0"/>
         <w:ind w:firstLine="0"/>
         <w:jc w:val="left"/>
@@ -2071,7 +2079,7 @@
           <w:b w:val="0"/>
           <w:i/>
         </w:rPr>
-        <w:t>Ficha del caso de uso CU-08: emitir factura de venta</w:t>
+        <w:t>Ficha del caso de uso CU-08, emitir factura de venta</w:t>
       </w:r>
     </w:p>
     <w:tbl>
@@ -2138,7 +2146,7 @@
                 <w:b/>
                 <w:sz w:val="20"/>
               </w:rPr>
-              <w:t>CU-08 — Emitir factura de venta</w:t>
+              <w:t>CU-08. Emitir factura de venta</w:t>
             </w:r>
           </w:p>
         </w:tc>
@@ -2343,7 +2351,7 @@
                 <w:b w:val="0"/>
                 <w:sz w:val="20"/>
               </w:rPr>
-              <w:t>— El sistema cliente cuenta con una llave válida y su estado es ACTIVO.</w:t>
+              <w:t>- El sistema cliente cuenta con una llave válida y su estado es ACTIVO.</w:t>
             </w:r>
             <w:r>
               <w:rPr>
@@ -2352,7 +2360,7 @@
                 <w:sz w:val="20"/>
               </w:rPr>
               <w:br/>
-              <w:t>— La empresa emisora tiene resolución vigente con numeración disponible.</w:t>
+              <w:t>- La empresa emisora tiene resolución vigente con numeración disponible.</w:t>
             </w:r>
             <w:r>
               <w:rPr>
@@ -2361,7 +2369,7 @@
                 <w:sz w:val="20"/>
               </w:rPr>
               <w:br/>
-              <w:t>— El cliente no ha agotado el cupo de documentos de su plan en el mes.</w:t>
+              <w:t>- El cliente no ha agotado el cupo de documentos de su plan en el mes.</w:t>
             </w:r>
           </w:p>
         </w:tc>
@@ -2402,7 +2410,7 @@
                 <w:b w:val="0"/>
                 <w:sz w:val="20"/>
               </w:rPr>
-              <w:t>1. El sistema cliente envía los datos de la venta: comprador, líneas, impuestos y descuentos.</w:t>
+              <w:t>1. El sistema cliente envía los datos de la venta, con el comprador, las líneas, los impuestos y descuentos.</w:t>
             </w:r>
             <w:r>
               <w:rPr>
@@ -2524,7 +2532,7 @@
                 <w:sz w:val="20"/>
               </w:rPr>
               <w:br/>
-              <w:t xml:space="preserve">   1. Si la petición trae una referencia externa ya utilizada, el sistema no emite otro documento: responde con el que ya había expedido.</w:t>
+              <w:t xml:space="preserve">   1. Si la petición trae una referencia externa ya utilizada, el sistema no emite otro documento y responde con el que ya había expedido.</w:t>
             </w:r>
             <w:r>
               <w:rPr>
@@ -2592,7 +2600,7 @@
                 <w:b w:val="0"/>
                 <w:sz w:val="20"/>
               </w:rPr>
-              <w:t>— Existe un documento electrónico con número consecutivo único y CUFE.</w:t>
+              <w:t>- Existe un documento electrónico con número consecutivo único y CUFE.</w:t>
             </w:r>
             <w:r>
               <w:rPr>
@@ -2601,7 +2609,7 @@
                 <w:sz w:val="20"/>
               </w:rPr>
               <w:br/>
-              <w:t>— El consumo del cliente en el mes aumentó en un documento.</w:t>
+              <w:t>- El consumo del cliente en el mes aumentó en un documento.</w:t>
             </w:r>
             <w:r>
               <w:rPr>
@@ -2610,7 +2618,7 @@
                 <w:sz w:val="20"/>
               </w:rPr>
               <w:br/>
-              <w:t>— El PDF y el XML quedan disponibles para su descarga.</w:t>
+              <w:t>- El PDF y el XML quedan disponibles para su descarga.</w:t>
             </w:r>
             <w:r>
               <w:rPr>
@@ -2619,7 +2627,7 @@
                 <w:sz w:val="20"/>
               </w:rPr>
               <w:br/>
-              <w:t>— El evento de emisión queda anotado en la bitácora del documento.</w:t>
+              <w:t>- El evento de emisión queda anotado en la bitácora del documento.</w:t>
             </w:r>
           </w:p>
         </w:tc>
@@ -2660,7 +2668,7 @@
                 <w:b w:val="0"/>
                 <w:sz w:val="20"/>
               </w:rPr>
-              <w:t>— Si la llave falta o no sirve, el sistema responde 401 y no emite.</w:t>
+              <w:t>- Si la llave falta o no sirve, el sistema responde 401 y no emite.</w:t>
             </w:r>
             <w:r>
               <w:rPr>
@@ -2669,7 +2677,7 @@
                 <w:sz w:val="20"/>
               </w:rPr>
               <w:br/>
-              <w:t>— Si el cliente está suspendido o revocado, responde 403 sin emitir.</w:t>
+              <w:t>- Si el cliente está suspendido o revocado, responde 403 sin emitir.</w:t>
             </w:r>
             <w:r>
               <w:rPr>
@@ -2678,7 +2686,7 @@
                 <w:sz w:val="20"/>
               </w:rPr>
               <w:br/>
-              <w:t>— Si el cupo del plan está agotado, responde 403 con el código cupo_agotado, antes de reservar el consecutivo.</w:t>
+              <w:t>- Si el cupo del plan está agotado, responde 403 con el código cupo_agotado, antes de reservar el consecutivo.</w:t>
             </w:r>
             <w:r>
               <w:rPr>
@@ -2687,7 +2695,7 @@
                 <w:sz w:val="20"/>
               </w:rPr>
               <w:br/>
-              <w:t>— Si algún dato es inválido, responde 422 señalando el campo.</w:t>
+              <w:t>- Si algún dato es inválido, responde 422 señalando el campo.</w:t>
             </w:r>
             <w:r>
               <w:rPr>
@@ -2696,7 +2704,7 @@
                 <w:sz w:val="20"/>
               </w:rPr>
               <w:br/>
-              <w:t>— Si falla cualquier paso dentro de la transacción, esta se revierte por completo y el consecutivo queda libre.</w:t>
+              <w:t>- Si falla cualquier paso dentro de la transacción, esta se revierte por completo y el consecutivo queda libre.</w:t>
             </w:r>
           </w:p>
         </w:tc>
@@ -2735,11 +2743,12 @@
         <w:pageBreakBefore/>
       </w:pPr>
       <w:r>
-        <w:t>2.4 CU-09 — Emitir nota crédito</w:t>
+        <w:t>2.4 CU-09. Emitir nota crédito</w:t>
       </w:r>
     </w:p>
     <w:p>
       <w:pPr>
+        <w:keepNext/>
         <w:spacing w:line="480" w:lineRule="auto" w:before="0" w:after="0"/>
         <w:ind w:firstLine="0"/>
         <w:jc w:val="left"/>
@@ -2753,6 +2762,7 @@
     </w:p>
     <w:p>
       <w:pPr>
+        <w:keepNext/>
         <w:spacing w:line="480" w:lineRule="auto" w:before="0" w:after="0"/>
         <w:ind w:firstLine="0"/>
         <w:jc w:val="left"/>
@@ -2762,7 +2772,7 @@
           <w:b w:val="0"/>
           <w:i/>
         </w:rPr>
-        <w:t>Ficha del caso de uso CU-09: emitir nota crédito</w:t>
+        <w:t>Ficha del caso de uso CU-09, emitir nota crédito</w:t>
       </w:r>
     </w:p>
     <w:tbl>
@@ -2829,7 +2839,7 @@
                 <w:b/>
                 <w:sz w:val="20"/>
               </w:rPr>
-              <w:t>CU-09 — Emitir nota crédito</w:t>
+              <w:t>CU-09. Emitir nota crédito</w:t>
             </w:r>
           </w:p>
         </w:tc>
@@ -3034,7 +3044,7 @@
                 <w:b w:val="0"/>
                 <w:sz w:val="20"/>
               </w:rPr>
-              <w:t>— Existe la factura de origen, emitida por la misma empresa emisora.</w:t>
+              <w:t>- Existe la factura de origen, emitida por la misma empresa emisora.</w:t>
             </w:r>
             <w:r>
               <w:rPr>
@@ -3043,7 +3053,7 @@
                 <w:sz w:val="20"/>
               </w:rPr>
               <w:br/>
-              <w:t>— El sistema cliente cuenta con una llave válida y activa.</w:t>
+              <w:t>- El sistema cliente cuenta con una llave válida y activa.</w:t>
             </w:r>
           </w:p>
         </w:tc>
@@ -3220,7 +3230,7 @@
                 <w:b w:val="0"/>
                 <w:sz w:val="20"/>
               </w:rPr>
-              <w:t>— Existe la nota crédito con su referencia a la factura de origen.</w:t>
+              <w:t>- Existe la nota crédito con su referencia a la factura de origen.</w:t>
             </w:r>
             <w:r>
               <w:rPr>
@@ -3229,7 +3239,7 @@
                 <w:sz w:val="20"/>
               </w:rPr>
               <w:br/>
-              <w:t>— El consumo del mes aumentó en un documento.</w:t>
+              <w:t>- El consumo del mes aumentó en un documento.</w:t>
             </w:r>
             <w:r>
               <w:rPr>
@@ -3238,7 +3248,7 @@
                 <w:sz w:val="20"/>
               </w:rPr>
               <w:br/>
-              <w:t>— Si el documento afectaba existencias, estas se reintegran.</w:t>
+              <w:t>- Si el documento afectaba existencias, estas se reintegran.</w:t>
             </w:r>
           </w:p>
         </w:tc>
@@ -3279,7 +3289,7 @@
                 <w:b w:val="0"/>
                 <w:sz w:val="20"/>
               </w:rPr>
-              <w:t>— Si la factura de origen no existe o es de otro emisor, el sistema responde 422.</w:t>
+              <w:t>- Si la factura de origen no existe o es de otro emisor, el sistema responde 422.</w:t>
             </w:r>
             <w:r>
               <w:rPr>
@@ -3288,7 +3298,7 @@
                 <w:sz w:val="20"/>
               </w:rPr>
               <w:br/>
-              <w:t>— El cupo agotado no impide emitir la nota: negarle a un cliente la corrección de una factura mal emitida lo dejaría con un documento equivocado ante la DIAN y sin forma de arreglarlo hasta el mes siguiente.</w:t>
+              <w:t>- El cupo agotado no impide emitir la nota, porque negarle a un cliente la corrección de una factura mal emitida lo dejaría con un documento equivocado ante la DIAN y sin forma de arreglarlo hasta el mes siguiente.</w:t>
             </w:r>
           </w:p>
         </w:tc>
@@ -3327,11 +3337,12 @@
         <w:pageBreakBefore/>
       </w:pPr>
       <w:r>
-        <w:t>2.5 CU-11 — Reservar consecutivo</w:t>
+        <w:t>2.5 CU-11. Reservar consecutivo</w:t>
       </w:r>
     </w:p>
     <w:p>
       <w:pPr>
+        <w:keepNext/>
         <w:spacing w:line="480" w:lineRule="auto" w:before="0" w:after="0"/>
         <w:ind w:firstLine="0"/>
         <w:jc w:val="left"/>
@@ -3345,6 +3356,7 @@
     </w:p>
     <w:p>
       <w:pPr>
+        <w:keepNext/>
         <w:spacing w:line="480" w:lineRule="auto" w:before="0" w:after="0"/>
         <w:ind w:firstLine="0"/>
         <w:jc w:val="left"/>
@@ -3354,7 +3366,7 @@
           <w:b w:val="0"/>
           <w:i/>
         </w:rPr>
-        <w:t>Ficha del caso de uso CU-11: reservar consecutivo</w:t>
+        <w:t>Ficha del caso de uso CU-11, reservar consecutivo</w:t>
       </w:r>
     </w:p>
     <w:tbl>
@@ -3421,7 +3433,7 @@
                 <w:b/>
                 <w:sz w:val="20"/>
               </w:rPr>
-              <w:t>CU-11 — Reservar consecutivo</w:t>
+              <w:t>CU-11. Reservar consecutivo</w:t>
             </w:r>
           </w:p>
         </w:tc>
@@ -3626,7 +3638,7 @@
                 <w:b w:val="0"/>
                 <w:sz w:val="20"/>
               </w:rPr>
-              <w:t>— La empresa emisora tiene prefijo, resolución y rango autorizado registrados.</w:t>
+              <w:t>- La empresa emisora tiene prefijo, resolución y rango autorizado registrados.</w:t>
             </w:r>
             <w:r>
               <w:rPr>
@@ -3635,7 +3647,7 @@
                 <w:sz w:val="20"/>
               </w:rPr>
               <w:br/>
-              <w:t>— El caso se ejecuta dentro de la transacción de emisión.</w:t>
+              <w:t>- El caso se ejecuta dentro de la transacción de emisión.</w:t>
             </w:r>
           </w:p>
         </w:tc>
@@ -3776,7 +3788,7 @@
                 <w:b w:val="0"/>
                 <w:sz w:val="20"/>
               </w:rPr>
-              <w:t>— El número queda reservado y ningún otro documento puede obtenerlo.</w:t>
+              <w:t>- El número queda reservado y ningún otro documento puede obtenerlo.</w:t>
             </w:r>
             <w:r>
               <w:rPr>
@@ -3785,7 +3797,7 @@
                 <w:sz w:val="20"/>
               </w:rPr>
               <w:br/>
-              <w:t>— Si la transacción que lo invocó se revierte, el consecutivo queda sin usar.</w:t>
+              <w:t>- Si la transacción que lo invocó se revierte, el consecutivo queda sin usar.</w:t>
             </w:r>
           </w:p>
         </w:tc>
@@ -3826,7 +3838,7 @@
                 <w:b w:val="0"/>
                 <w:sz w:val="20"/>
               </w:rPr>
-              <w:t>— Si el rango autorizado se agotó, el sistema interrumpe la emisión e informa que la resolución debe renovarse.</w:t>
+              <w:t>- Si el rango autorizado se agotó, el sistema interrumpe la emisión e informa que la resolución debe renovarse.</w:t>
             </w:r>
             <w:r>
               <w:rPr>
@@ -3835,7 +3847,7 @@
                 <w:sz w:val="20"/>
               </w:rPr>
               <w:br/>
-              <w:t>— Si dos peticiones coinciden en el mismo instante, la sentencia única garantiza que cada una obtenga un número distinto; el índice único de la base actúa como última defensa.</w:t>
+              <w:t>- Si dos peticiones coinciden en el mismo instante, la sentencia única garantiza que cada una obtenga un número distinto; el índice único de la base actúa como última defensa.</w:t>
             </w:r>
           </w:p>
         </w:tc>
@@ -3874,11 +3886,12 @@
         <w:pageBreakBefore/>
       </w:pPr>
       <w:r>
-        <w:t>2.6 CU-13 — Generar PDF y XML</w:t>
+        <w:t>2.6 CU-13. Generar PDF y XML</w:t>
       </w:r>
     </w:p>
     <w:p>
       <w:pPr>
+        <w:keepNext/>
         <w:spacing w:line="480" w:lineRule="auto" w:before="0" w:after="0"/>
         <w:ind w:firstLine="0"/>
         <w:jc w:val="left"/>
@@ -3892,6 +3905,7 @@
     </w:p>
     <w:p>
       <w:pPr>
+        <w:keepNext/>
         <w:spacing w:line="480" w:lineRule="auto" w:before="0" w:after="0"/>
         <w:ind w:firstLine="0"/>
         <w:jc w:val="left"/>
@@ -3901,7 +3915,7 @@
           <w:b w:val="0"/>
           <w:i/>
         </w:rPr>
-        <w:t>Ficha del caso de uso CU-13: generar PDF y XML</w:t>
+        <w:t>Ficha del caso de uso CU-13, generar PDF y XML</w:t>
       </w:r>
     </w:p>
     <w:tbl>
@@ -3968,7 +3982,7 @@
                 <w:b/>
                 <w:sz w:val="20"/>
               </w:rPr>
-              <w:t>CU-13 — Generar PDF y XML</w:t>
+              <w:t>CU-13. Generar PDF y XML</w:t>
             </w:r>
           </w:p>
         </w:tc>
@@ -4173,7 +4187,7 @@
                 <w:b w:val="0"/>
                 <w:sz w:val="20"/>
               </w:rPr>
-              <w:t>— El documento ya fue guardado con su cabecera y su detalle.</w:t>
+              <w:t>- El documento ya fue guardado con su cabecera y su detalle.</w:t>
             </w:r>
             <w:r>
               <w:rPr>
@@ -4182,7 +4196,7 @@
                 <w:sz w:val="20"/>
               </w:rPr>
               <w:br/>
-              <w:t>— La empresa emisora tiene registrados sus datos de identificación.</w:t>
+              <w:t>- La empresa emisora tiene registrados sus datos de identificación.</w:t>
             </w:r>
           </w:p>
         </w:tc>
@@ -4341,7 +4355,7 @@
                 <w:b w:val="0"/>
                 <w:sz w:val="20"/>
               </w:rPr>
-              <w:t>— El documento cuenta con su CUFE, su PDF y su XML.</w:t>
+              <w:t>- El documento cuenta con su CUFE, su PDF y su XML.</w:t>
             </w:r>
             <w:r>
               <w:rPr>
@@ -4350,7 +4364,7 @@
                 <w:sz w:val="20"/>
               </w:rPr>
               <w:br/>
-              <w:t>— El PDF lleva la identidad de la empresa emisora, no la del proveedor tecnológico.</w:t>
+              <w:t>- El PDF lleva la identidad de la empresa emisora, no la del proveedor tecnológico.</w:t>
             </w:r>
           </w:p>
         </w:tc>
@@ -4391,7 +4405,7 @@
                 <w:b w:val="0"/>
                 <w:sz w:val="20"/>
               </w:rPr>
-              <w:t>— Si faltan datos obligatorios del emisor o del comprador, la generación se interrumpe y el fallo queda anotado en los eventos del documento.</w:t>
+              <w:t>- Si faltan datos obligatorios del emisor o del comprador, la generación se interrumpe y el fallo queda anotado en los eventos del documento.</w:t>
             </w:r>
           </w:p>
         </w:tc>
@@ -4430,11 +4444,12 @@
         <w:pageBreakBefore/>
       </w:pPr>
       <w:r>
-        <w:t>2.7 CU-14 — Enviar documento al comprador</w:t>
+        <w:t>2.7 CU-14. Enviar documento al comprador</w:t>
       </w:r>
     </w:p>
     <w:p>
       <w:pPr>
+        <w:keepNext/>
         <w:spacing w:line="480" w:lineRule="auto" w:before="0" w:after="0"/>
         <w:ind w:firstLine="0"/>
         <w:jc w:val="left"/>
@@ -4448,6 +4463,7 @@
     </w:p>
     <w:p>
       <w:pPr>
+        <w:keepNext/>
         <w:spacing w:line="480" w:lineRule="auto" w:before="0" w:after="0"/>
         <w:ind w:firstLine="0"/>
         <w:jc w:val="left"/>
@@ -4457,7 +4473,7 @@
           <w:b w:val="0"/>
           <w:i/>
         </w:rPr>
-        <w:t>Ficha del caso de uso CU-14: enviar documento al comprador</w:t>
+        <w:t>Ficha del caso de uso CU-14, enviar documento al comprador</w:t>
       </w:r>
     </w:p>
     <w:tbl>
@@ -4524,7 +4540,7 @@
                 <w:b/>
                 <w:sz w:val="20"/>
               </w:rPr>
-              <w:t>CU-14 — Enviar documento al comprador</w:t>
+              <w:t>CU-14. Enviar documento al comprador</w:t>
             </w:r>
           </w:p>
         </w:tc>
@@ -4729,7 +4745,7 @@
                 <w:b w:val="0"/>
                 <w:sz w:val="20"/>
               </w:rPr>
-              <w:t>— El documento fue emitido correctamente.</w:t>
+              <w:t>- El documento fue emitido correctamente.</w:t>
             </w:r>
             <w:r>
               <w:rPr>
@@ -4738,7 +4754,7 @@
                 <w:sz w:val="20"/>
               </w:rPr>
               <w:br/>
-              <w:t>— El comprador tiene una dirección de correo registrada.</w:t>
+              <w:t>- El comprador tiene una dirección de correo registrada.</w:t>
             </w:r>
             <w:r>
               <w:rPr>
@@ -4747,7 +4763,7 @@
                 <w:sz w:val="20"/>
               </w:rPr>
               <w:br/>
-              <w:t>— El servidor de correo está configurado.</w:t>
+              <w:t>- El servidor de correo está configurado.</w:t>
             </w:r>
           </w:p>
         </w:tc>
@@ -4897,7 +4913,7 @@
                 <w:b w:val="0"/>
                 <w:sz w:val="20"/>
               </w:rPr>
-              <w:t>— El comprador recibe los dos archivos.</w:t>
+              <w:t>- El comprador recibe los dos archivos.</w:t>
             </w:r>
             <w:r>
               <w:rPr>
@@ -4906,7 +4922,7 @@
                 <w:sz w:val="20"/>
               </w:rPr>
               <w:br/>
-              <w:t>— En la bitácora del documento consta si el envío salió, se omitió o falló.</w:t>
+              <w:t>- En la bitácora del documento consta si el envío salió, se omitió o falló.</w:t>
             </w:r>
           </w:p>
         </w:tc>
@@ -4947,7 +4963,7 @@
                 <w:b w:val="0"/>
                 <w:sz w:val="20"/>
               </w:rPr>
-              <w:t>— Si el servidor de correo no responde, el intento se anota como fallido y el documento sigue siendo válido: la emisión ya había terminado.</w:t>
+              <w:t>- Si el servidor de correo no responde, el intento se anota como fallido y el documento sigue siendo válido, ya que la emisión había terminado.</w:t>
             </w:r>
             <w:r>
               <w:rPr>
@@ -4956,7 +4972,7 @@
                 <w:sz w:val="20"/>
               </w:rPr>
               <w:br/>
-              <w:t>— Si no hay servidor configurado, el envío se anota como omitido y no se interrumpe nada.</w:t>
+              <w:t>- Si no hay servidor configurado, el envío se anota como omitido y no se interrumpe nada.</w:t>
             </w:r>
           </w:p>
         </w:tc>
@@ -4995,11 +5011,12 @@
         <w:pageBreakBefore/>
       </w:pPr>
       <w:r>
-        <w:t>2.8 CU-18 — Validar cupo disponible</w:t>
+        <w:t>2.8 CU-18. Validar cupo disponible</w:t>
       </w:r>
     </w:p>
     <w:p>
       <w:pPr>
+        <w:keepNext/>
         <w:spacing w:line="480" w:lineRule="auto" w:before="0" w:after="0"/>
         <w:ind w:firstLine="0"/>
         <w:jc w:val="left"/>
@@ -5013,6 +5030,7 @@
     </w:p>
     <w:p>
       <w:pPr>
+        <w:keepNext/>
         <w:spacing w:line="480" w:lineRule="auto" w:before="0" w:after="0"/>
         <w:ind w:firstLine="0"/>
         <w:jc w:val="left"/>
@@ -5022,7 +5040,7 @@
           <w:b w:val="0"/>
           <w:i/>
         </w:rPr>
-        <w:t>Ficha del caso de uso CU-18: validar cupo disponible</w:t>
+        <w:t>Ficha del caso de uso CU-18, validar cupo disponible</w:t>
       </w:r>
     </w:p>
     <w:tbl>
@@ -5089,7 +5107,7 @@
                 <w:b/>
                 <w:sz w:val="20"/>
               </w:rPr>
-              <w:t>CU-18 — Validar cupo disponible</w:t>
+              <w:t>CU-18. Validar cupo disponible</w:t>
             </w:r>
           </w:p>
         </w:tc>
@@ -5294,7 +5312,7 @@
                 <w:b w:val="0"/>
                 <w:sz w:val="20"/>
               </w:rPr>
-              <w:t>— El cliente API está identificado y su estado es ACTIVO.</w:t>
+              <w:t>- El cliente API está identificado y su estado es ACTIVO.</w:t>
             </w:r>
             <w:r>
               <w:rPr>
@@ -5303,7 +5321,7 @@
                 <w:sz w:val="20"/>
               </w:rPr>
               <w:br/>
-              <w:t>— Se está solicitando la emisión de una factura de venta.</w:t>
+              <w:t>- Se está solicitando la emisión de una factura de venta.</w:t>
             </w:r>
           </w:p>
         </w:tc>
@@ -5480,7 +5498,7 @@
                 <w:b w:val="0"/>
                 <w:sz w:val="20"/>
               </w:rPr>
-              <w:t>— La emisión continúa, o se rechaza sin haber gastado un número de la resolución.</w:t>
+              <w:t>- La emisión continúa, o se rechaza sin haber gastado un número de la resolución.</w:t>
             </w:r>
           </w:p>
         </w:tc>
@@ -5521,7 +5539,7 @@
                 <w:b w:val="0"/>
                 <w:sz w:val="20"/>
               </w:rPr>
-              <w:t>— Si el cupo está agotado, el sistema responde 403 con el código cupo_agotado y un mensaje que indica el plan y el consumo alcanzado.</w:t>
+              <w:t>- Si el cupo está agotado, el sistema responde 403 con el código cupo_agotado y un mensaje que indica el plan y el consumo alcanzado.</w:t>
             </w:r>
           </w:p>
         </w:tc>
@@ -5560,11 +5578,12 @@
         <w:pageBreakBefore/>
       </w:pPr>
       <w:r>
-        <w:t>2.9 CU-20 — Facturar mensualidad</w:t>
+        <w:t>2.9 CU-20. Facturar mensualidad</w:t>
       </w:r>
     </w:p>
     <w:p>
       <w:pPr>
+        <w:keepNext/>
         <w:spacing w:line="480" w:lineRule="auto" w:before="0" w:after="0"/>
         <w:ind w:firstLine="0"/>
         <w:jc w:val="left"/>
@@ -5578,6 +5597,7 @@
     </w:p>
     <w:p>
       <w:pPr>
+        <w:keepNext/>
         <w:spacing w:line="480" w:lineRule="auto" w:before="0" w:after="0"/>
         <w:ind w:firstLine="0"/>
         <w:jc w:val="left"/>
@@ -5587,7 +5607,7 @@
           <w:b w:val="0"/>
           <w:i/>
         </w:rPr>
-        <w:t>Ficha del caso de uso CU-20: facturar mensualidad</w:t>
+        <w:t>Ficha del caso de uso CU-20, facturar mensualidad</w:t>
       </w:r>
     </w:p>
     <w:tbl>
@@ -5654,7 +5674,7 @@
                 <w:b/>
                 <w:sz w:val="20"/>
               </w:rPr>
-              <w:t>CU-20 — Facturar mensualidad</w:t>
+              <w:t>CU-20. Facturar mensualidad</w:t>
             </w:r>
           </w:p>
         </w:tc>
@@ -5859,7 +5879,7 @@
                 <w:b w:val="0"/>
                 <w:sz w:val="20"/>
               </w:rPr>
-              <w:t>— El mes a facturar ya cerró.</w:t>
+              <w:t>- El mes a facturar ya cerró.</w:t>
             </w:r>
             <w:r>
               <w:rPr>
@@ -5868,7 +5888,7 @@
                 <w:sz w:val="20"/>
               </w:rPr>
               <w:br/>
-              <w:t>— El cliente está activo y no tiene facturada esa mensualidad.</w:t>
+              <w:t>- El cliente está activo y no tiene facturada esa mensualidad.</w:t>
             </w:r>
             <w:r>
               <w:rPr>
@@ -5877,7 +5897,7 @@
                 <w:sz w:val="20"/>
               </w:rPr>
               <w:br/>
-              <w:t>— La llave del propio proveedor está configurada en el entorno.</w:t>
+              <w:t>- La llave del propio proveedor está configurada en el entorno.</w:t>
             </w:r>
           </w:p>
         </w:tc>
@@ -6022,7 +6042,7 @@
                 <w:sz w:val="20"/>
               </w:rPr>
               <w:br/>
-              <w:t xml:space="preserve">   1. La mensualidad se factura igual: el plan se cobra por disponibilidad del servicio, no por uso.</w:t>
+              <w:t xml:space="preserve">   1. La mensualidad se factura igual, porque el plan se cobra por disponibilidad del servicio, no por uso.</w:t>
             </w:r>
           </w:p>
         </w:tc>
@@ -6063,7 +6083,7 @@
                 <w:b w:val="0"/>
                 <w:sz w:val="20"/>
               </w:rPr>
-              <w:t>— El cliente tiene su factura del periodo, con número y CUFE reales.</w:t>
+              <w:t>- El cliente tiene su factura del periodo, con número y CUFE reales.</w:t>
             </w:r>
             <w:r>
               <w:rPr>
@@ -6072,7 +6092,7 @@
                 <w:sz w:val="20"/>
               </w:rPr>
               <w:br/>
-              <w:t>— El periodo queda marcado como cobrado y desaparece de la cola de pendientes.</w:t>
+              <w:t>- El periodo queda marcado como cobrado y desaparece de la cola de pendientes.</w:t>
             </w:r>
           </w:p>
         </w:tc>
@@ -6113,7 +6133,7 @@
                 <w:b w:val="0"/>
                 <w:sz w:val="20"/>
               </w:rPr>
-              <w:t>— Si la API falla, no se guarda ninguna factura: emitir va antes que guardar, para no dejar una factura propia sin número real.</w:t>
+              <w:t>- Si la API falla, no se guarda ninguna factura, ya que emitir va antes que guardar, para no dejar una factura propia sin número real.</w:t>
             </w:r>
             <w:r>
               <w:rPr>
@@ -6122,7 +6142,7 @@
                 <w:sz w:val="20"/>
               </w:rPr>
               <w:br/>
-              <w:t>— Si se pulsa el botón dos veces, la referencia externa hace que la segunda petición devuelva el documento ya emitido en lugar de crear otro.</w:t>
+              <w:t>- Si se pulsa el botón dos veces, la referencia externa hace que la segunda petición devuelva el documento ya emitido en lugar de crear otro.</w:t>
             </w:r>
           </w:p>
         </w:tc>
@@ -6161,11 +6181,12 @@
         <w:pageBreakBefore/>
       </w:pPr>
       <w:r>
-        <w:t>2.10 CU-23 — Emitir factura propia</w:t>
+        <w:t>2.10 CU-23. Emitir factura propia</w:t>
       </w:r>
     </w:p>
     <w:p>
       <w:pPr>
+        <w:keepNext/>
         <w:spacing w:line="480" w:lineRule="auto" w:before="0" w:after="0"/>
         <w:ind w:firstLine="0"/>
         <w:jc w:val="left"/>
@@ -6179,6 +6200,7 @@
     </w:p>
     <w:p>
       <w:pPr>
+        <w:keepNext/>
         <w:spacing w:line="480" w:lineRule="auto" w:before="0" w:after="0"/>
         <w:ind w:firstLine="0"/>
         <w:jc w:val="left"/>
@@ -6188,7 +6210,7 @@
           <w:b w:val="0"/>
           <w:i/>
         </w:rPr>
-        <w:t>Ficha del caso de uso CU-23: emitir factura propia</w:t>
+        <w:t>Ficha del caso de uso CU-23, emitir factura propia</w:t>
       </w:r>
     </w:p>
     <w:tbl>
@@ -6255,7 +6277,7 @@
                 <w:b/>
                 <w:sz w:val="20"/>
               </w:rPr>
-              <w:t>CU-23 — Emitir factura propia</w:t>
+              <w:t>CU-23. Emitir factura propia</w:t>
             </w:r>
           </w:p>
         </w:tc>
@@ -6460,7 +6482,7 @@
                 <w:b w:val="0"/>
                 <w:sz w:val="20"/>
               </w:rPr>
-              <w:t>— El usuario ha iniciado sesión con permiso para facturar.</w:t>
+              <w:t>- El usuario ha iniciado sesión con permiso para facturar.</w:t>
             </w:r>
             <w:r>
               <w:rPr>
@@ -6469,7 +6491,7 @@
                 <w:sz w:val="20"/>
               </w:rPr>
               <w:br/>
-              <w:t>— Existen el cliente y los servicios que se van a facturar.</w:t>
+              <w:t>- Existen el cliente y los servicios que se van a facturar.</w:t>
             </w:r>
           </w:p>
         </w:tc>
@@ -6646,7 +6668,7 @@
                 <w:b w:val="0"/>
                 <w:sz w:val="20"/>
               </w:rPr>
-              <w:t>— La factura queda registrada en la facturación propia del proveedor.</w:t>
+              <w:t>- La factura queda registrada en la facturación propia del proveedor.</w:t>
             </w:r>
             <w:r>
               <w:rPr>
@@ -6655,7 +6677,7 @@
                 <w:sz w:val="20"/>
               </w:rPr>
               <w:br/>
-              <w:t>— La operación queda anotada en auditoría.</w:t>
+              <w:t>- La operación queda anotada en auditoría.</w:t>
             </w:r>
           </w:p>
         </w:tc>
@@ -6696,7 +6718,7 @@
                 <w:b w:val="0"/>
                 <w:sz w:val="20"/>
               </w:rPr>
-              <w:t>— Si falta un dato obligatorio, el sistema devuelve el formulario señalando el campo.</w:t>
+              <w:t>- Si falta un dato obligatorio, el sistema devuelve el formulario señalando el campo.</w:t>
             </w:r>
             <w:r>
               <w:rPr>
@@ -6705,7 +6727,7 @@
                 <w:sz w:val="20"/>
               </w:rPr>
               <w:br/>
-              <w:t>— Si la transacción falla, no queda factura ni se consume el consecutivo.</w:t>
+              <w:t>- Si la transacción falla, no queda factura ni se consume el consecutivo.</w:t>
             </w:r>
           </w:p>
         </w:tc>
@@ -6744,11 +6766,12 @@
         <w:pageBreakBefore/>
       </w:pPr>
       <w:r>
-        <w:t>2.11 CU-26 — Registrar pago de factura</w:t>
+        <w:t>2.11 CU-26. Registrar pago de factura</w:t>
       </w:r>
     </w:p>
     <w:p>
       <w:pPr>
+        <w:keepNext/>
         <w:spacing w:line="480" w:lineRule="auto" w:before="0" w:after="0"/>
         <w:ind w:firstLine="0"/>
         <w:jc w:val="left"/>
@@ -6762,6 +6785,7 @@
     </w:p>
     <w:p>
       <w:pPr>
+        <w:keepNext/>
         <w:spacing w:line="480" w:lineRule="auto" w:before="0" w:after="0"/>
         <w:ind w:firstLine="0"/>
         <w:jc w:val="left"/>
@@ -6771,7 +6795,7 @@
           <w:b w:val="0"/>
           <w:i/>
         </w:rPr>
-        <w:t>Ficha del caso de uso CU-26: registrar pago de factura</w:t>
+        <w:t>Ficha del caso de uso CU-26, registrar pago de factura</w:t>
       </w:r>
     </w:p>
     <w:tbl>
@@ -6838,7 +6862,7 @@
                 <w:b/>
                 <w:sz w:val="20"/>
               </w:rPr>
-              <w:t>CU-26 — Registrar pago de factura</w:t>
+              <w:t>CU-26. Registrar pago de factura</w:t>
             </w:r>
           </w:p>
         </w:tc>
@@ -7043,7 +7067,7 @@
                 <w:b w:val="0"/>
                 <w:sz w:val="20"/>
               </w:rPr>
-              <w:t>— Existe la factura y su saldo pendiente es mayor que cero.</w:t>
+              <w:t>- Existe la factura y su saldo pendiente es mayor que cero.</w:t>
             </w:r>
             <w:r>
               <w:rPr>
@@ -7052,7 +7076,7 @@
                 <w:sz w:val="20"/>
               </w:rPr>
               <w:br/>
-              <w:t>— El usuario ha iniciado sesión con un rol administrativo.</w:t>
+              <w:t>- El usuario ha iniciado sesión con un rol administrativo.</w:t>
             </w:r>
           </w:p>
         </w:tc>
@@ -7220,7 +7244,7 @@
                 <w:b w:val="0"/>
                 <w:sz w:val="20"/>
               </w:rPr>
-              <w:t>— El pago queda registrado y la cartera refleja el nuevo saldo.</w:t>
+              <w:t>- El pago queda registrado y la cartera refleja el nuevo saldo.</w:t>
             </w:r>
             <w:r>
               <w:rPr>
@@ -7229,7 +7253,7 @@
                 <w:sz w:val="20"/>
               </w:rPr>
               <w:br/>
-              <w:t>— Los reportes de cartera y de cobro incorporan el movimiento.</w:t>
+              <w:t>- Los reportes de cartera y de cobro incorporan el movimiento.</w:t>
             </w:r>
           </w:p>
         </w:tc>
@@ -7270,7 +7294,7 @@
                 <w:b w:val="0"/>
                 <w:sz w:val="20"/>
               </w:rPr>
-              <w:t>— Si el valor supera el saldo, el sistema rechaza el registro.</w:t>
+              <w:t>- Si el valor supera el saldo, el sistema rechaza el registro.</w:t>
             </w:r>
             <w:r>
               <w:rPr>
@@ -7279,7 +7303,7 @@
                 <w:sz w:val="20"/>
               </w:rPr>
               <w:br/>
-              <w:t>— Si la factura está anulada, no admite pagos.</w:t>
+              <w:t>- Si la factura está anulada, no admite pagos.</w:t>
             </w:r>
           </w:p>
         </w:tc>
@@ -7318,11 +7342,12 @@
         <w:pageBreakBefore/>
       </w:pPr>
       <w:r>
-        <w:t>2.12 CU-33 — Generar reporte</w:t>
+        <w:t>2.12 CU-33. Generar reporte</w:t>
       </w:r>
     </w:p>
     <w:p>
       <w:pPr>
+        <w:keepNext/>
         <w:spacing w:line="480" w:lineRule="auto" w:before="0" w:after="0"/>
         <w:ind w:firstLine="0"/>
         <w:jc w:val="left"/>
@@ -7336,6 +7361,7 @@
     </w:p>
     <w:p>
       <w:pPr>
+        <w:keepNext/>
         <w:spacing w:line="480" w:lineRule="auto" w:before="0" w:after="0"/>
         <w:ind w:firstLine="0"/>
         <w:jc w:val="left"/>
@@ -7345,7 +7371,7 @@
           <w:b w:val="0"/>
           <w:i/>
         </w:rPr>
-        <w:t>Ficha del caso de uso CU-33: generar reporte</w:t>
+        <w:t>Ficha del caso de uso CU-33, generar reporte</w:t>
       </w:r>
     </w:p>
     <w:tbl>
@@ -7412,7 +7438,7 @@
                 <w:b/>
                 <w:sz w:val="20"/>
               </w:rPr>
-              <w:t>CU-33 — Generar reporte</w:t>
+              <w:t>CU-33. Generar reporte</w:t>
             </w:r>
           </w:p>
         </w:tc>
@@ -7617,7 +7643,7 @@
                 <w:b w:val="0"/>
                 <w:sz w:val="20"/>
               </w:rPr>
-              <w:t>— El usuario ha iniciado sesión con un rol con acceso a reportes.</w:t>
+              <w:t>- El usuario ha iniciado sesión con un rol con acceso a reportes.</w:t>
             </w:r>
             <w:r>
               <w:rPr>
@@ -7626,7 +7652,7 @@
                 <w:sz w:val="20"/>
               </w:rPr>
               <w:br/>
-              <w:t>— Existe operación registrada en el periodo consultado.</w:t>
+              <w:t>- Existe operación registrada en el periodo consultado.</w:t>
             </w:r>
           </w:p>
         </w:tc>
@@ -7785,7 +7811,7 @@
                 <w:b w:val="0"/>
                 <w:sz w:val="20"/>
               </w:rPr>
-              <w:t>— El usuario obtiene la información solicitada, acotada al periodo y al alcance de su rol.</w:t>
+              <w:t>- El usuario obtiene la información solicitada, acotada al periodo y al alcance de su rol.</w:t>
             </w:r>
           </w:p>
         </w:tc>
@@ -7826,7 +7852,7 @@
                 <w:b w:val="0"/>
                 <w:sz w:val="20"/>
               </w:rPr>
-              <w:t>— Si el rango no contiene operación, el reporte se presenta vacío e indica que no hay datos en el periodo.</w:t>
+              <w:t>- Si el rango no contiene operación, el reporte se presenta vacío e indica que no hay datos en el periodo.</w:t>
             </w:r>
             <w:r>
               <w:rPr>
@@ -7835,7 +7861,7 @@
                 <w:sz w:val="20"/>
               </w:rPr>
               <w:br/>
-              <w:t>— Si el rol no alcanza a la empresa solicitada, el sistema restringe el resultado a la empresa del usuario.</w:t>
+              <w:t>- Si el rol no alcanza a la empresa solicitada, el sistema restringe el resultado a la empresa del usuario.</w:t>
             </w:r>
           </w:p>
         </w:tc>
@@ -7874,11 +7900,12 @@
         <w:pageBreakBefore/>
       </w:pPr>
       <w:r>
-        <w:t>2.13 CU-43 — Iniciar sesión</w:t>
+        <w:t>2.13 CU-43. Iniciar sesión</w:t>
       </w:r>
     </w:p>
     <w:p>
       <w:pPr>
+        <w:keepNext/>
         <w:spacing w:line="480" w:lineRule="auto" w:before="0" w:after="0"/>
         <w:ind w:firstLine="0"/>
         <w:jc w:val="left"/>
@@ -7892,6 +7919,7 @@
     </w:p>
     <w:p>
       <w:pPr>
+        <w:keepNext/>
         <w:spacing w:line="480" w:lineRule="auto" w:before="0" w:after="0"/>
         <w:ind w:firstLine="0"/>
         <w:jc w:val="left"/>
@@ -7901,7 +7929,7 @@
           <w:b w:val="0"/>
           <w:i/>
         </w:rPr>
-        <w:t>Ficha del caso de uso CU-43: iniciar sesión</w:t>
+        <w:t>Ficha del caso de uso CU-43, iniciar sesión</w:t>
       </w:r>
     </w:p>
     <w:tbl>
@@ -7968,7 +7996,7 @@
                 <w:b/>
                 <w:sz w:val="20"/>
               </w:rPr>
-              <w:t>CU-43 — Iniciar sesión</w:t>
+              <w:t>CU-43. Iniciar sesión</w:t>
             </w:r>
           </w:p>
         </w:tc>
@@ -8173,7 +8201,7 @@
                 <w:b w:val="0"/>
                 <w:sz w:val="20"/>
               </w:rPr>
-              <w:t>— El usuario está registrado y su cuenta está activa.</w:t>
+              <w:t>- El usuario está registrado y su cuenta está activa.</w:t>
             </w:r>
           </w:p>
         </w:tc>
@@ -8350,7 +8378,7 @@
                 <w:b w:val="0"/>
                 <w:sz w:val="20"/>
               </w:rPr>
-              <w:t>— El usuario queda autenticado y el reloj de inactividad empieza a correr.</w:t>
+              <w:t>- El usuario queda autenticado y el reloj de inactividad empieza a correr.</w:t>
             </w:r>
             <w:r>
               <w:rPr>
@@ -8359,7 +8387,7 @@
                 <w:sz w:val="20"/>
               </w:rPr>
               <w:br/>
-              <w:t>— El ingreso queda registrado.</w:t>
+              <w:t>- El ingreso queda registrado.</w:t>
             </w:r>
           </w:p>
         </w:tc>
@@ -8400,7 +8428,7 @@
                 <w:b w:val="0"/>
                 <w:sz w:val="20"/>
               </w:rPr>
-              <w:t>— Si las credenciales no coinciden, el sistema lo informa sin precisar cuál de los dos datos falló y anota el intento fallido.</w:t>
+              <w:t>- Si las credenciales no coinciden, el sistema lo informa sin precisar cuál de los dos datos falló y anota el intento fallido.</w:t>
             </w:r>
             <w:r>
               <w:rPr>
@@ -8409,7 +8437,7 @@
                 <w:sz w:val="20"/>
               </w:rPr>
               <w:br/>
-              <w:t>— Si la cuenta está inactiva, el sistema niega el acceso.</w:t>
+              <w:t>- Si la cuenta está inactiva, el sistema niega el acceso.</w:t>
             </w:r>
             <w:r>
               <w:rPr>
@@ -8418,7 +8446,7 @@
                 <w:sz w:val="20"/>
               </w:rPr>
               <w:br/>
-              <w:t>— Tras el tiempo de inactividad configurado, la sesión se cierra sola.</w:t>
+              <w:t>- Tras el tiempo de inactividad configurado, la sesión se cierra sola.</w:t>
             </w:r>
           </w:p>
         </w:tc>
@@ -8457,11 +8485,12 @@
         <w:pageBreakBefore/>
       </w:pPr>
       <w:r>
-        <w:t>2.14 CU-48 — Registrar operación en auditoría</w:t>
+        <w:t>2.14 CU-48. Registrar operación en auditoría</w:t>
       </w:r>
     </w:p>
     <w:p>
       <w:pPr>
+        <w:keepNext/>
         <w:spacing w:line="480" w:lineRule="auto" w:before="0" w:after="0"/>
         <w:ind w:firstLine="0"/>
         <w:jc w:val="left"/>
@@ -8475,6 +8504,7 @@
     </w:p>
     <w:p>
       <w:pPr>
+        <w:keepNext/>
         <w:spacing w:line="480" w:lineRule="auto" w:before="0" w:after="0"/>
         <w:ind w:firstLine="0"/>
         <w:jc w:val="left"/>
@@ -8484,7 +8514,7 @@
           <w:b w:val="0"/>
           <w:i/>
         </w:rPr>
-        <w:t>Ficha del caso de uso CU-48: registrar operación en auditoría</w:t>
+        <w:t>Ficha del caso de uso CU-48, registrar operación en auditoría</w:t>
       </w:r>
     </w:p>
     <w:tbl>
@@ -8551,7 +8581,7 @@
                 <w:b/>
                 <w:sz w:val="20"/>
               </w:rPr>
-              <w:t>CU-48 — Registrar operación en auditoría</w:t>
+              <w:t>CU-48. Registrar operación en auditoría</w:t>
             </w:r>
           </w:p>
         </w:tc>
@@ -8756,7 +8786,7 @@
                 <w:b w:val="0"/>
                 <w:sz w:val="20"/>
               </w:rPr>
-              <w:t>— Se completó una operación de escritura sobre el sistema.</w:t>
+              <w:t>- Se completó una operación de escritura sobre el sistema.</w:t>
             </w:r>
             <w:r>
               <w:rPr>
@@ -8765,7 +8795,7 @@
                 <w:sz w:val="20"/>
               </w:rPr>
               <w:br/>
-              <w:t>— Existe una sesión con un usuario identificado.</w:t>
+              <w:t>- Existe una sesión con un usuario identificado.</w:t>
             </w:r>
           </w:p>
         </w:tc>
@@ -8915,7 +8945,7 @@
                 <w:b w:val="0"/>
                 <w:sz w:val="20"/>
               </w:rPr>
-              <w:t>— Queda constancia de quién hizo qué y cuándo.</w:t>
+              <w:t>- Queda constancia de quién hizo qué y cuándo.</w:t>
             </w:r>
             <w:r>
               <w:rPr>
@@ -8924,7 +8954,7 @@
                 <w:sz w:val="20"/>
               </w:rPr>
               <w:br/>
-              <w:t>— El registro conserva el nombre del usuario aunque después se elimine su cuenta.</w:t>
+              <w:t>- El registro conserva el nombre del usuario aunque después se elimine su cuenta.</w:t>
             </w:r>
           </w:p>
         </w:tc>
@@ -8965,7 +8995,7 @@
                 <w:b w:val="0"/>
                 <w:sz w:val="20"/>
               </w:rPr>
-              <w:t>— Si el registro falla, la excepción se captura y se envía al log del servidor: la operación auditada no se interrumpe. Un sistema que deja de facturar porque no pudo anotar que facturó es peor que uno sin auditoría.</w:t>
+              <w:t>- Si el registro falla, la excepción se captura y se envía al log del servidor, y la operación auditada no se interrumpe. Un sistema que deja de facturar porque no pudo anotar que facturó es peor que uno sin auditoría.</w:t>
             </w:r>
             <w:r>
               <w:rPr>
@@ -8974,7 +9004,7 @@
                 <w:sz w:val="20"/>
               </w:rPr>
               <w:br/>
-              <w:t>— Ninguna credencial entra al registro: rotar una llave se anota, la llave no.</w:t>
+              <w:t>- Ninguna credencial entra al registro, de modo que rotar una llave se anota pero la llave no.</w:t>
             </w:r>
           </w:p>
         </w:tc>
@@ -9013,11 +9043,12 @@
         <w:pageBreakBefore/>
       </w:pPr>
       <w:r>
-        <w:t>2.15 CU-50 — Autenticar por llave</w:t>
+        <w:t>2.15 CU-50. Autenticar por llave</w:t>
       </w:r>
     </w:p>
     <w:p>
       <w:pPr>
+        <w:keepNext/>
         <w:spacing w:line="480" w:lineRule="auto" w:before="0" w:after="0"/>
         <w:ind w:firstLine="0"/>
         <w:jc w:val="left"/>
@@ -9031,6 +9062,7 @@
     </w:p>
     <w:p>
       <w:pPr>
+        <w:keepNext/>
         <w:spacing w:line="480" w:lineRule="auto" w:before="0" w:after="0"/>
         <w:ind w:firstLine="0"/>
         <w:jc w:val="left"/>
@@ -9040,7 +9072,7 @@
           <w:b w:val="0"/>
           <w:i/>
         </w:rPr>
-        <w:t>Ficha del caso de uso CU-50: autenticar por llave</w:t>
+        <w:t>Ficha del caso de uso CU-50, autenticar por llave</w:t>
       </w:r>
     </w:p>
     <w:tbl>
@@ -9107,7 +9139,7 @@
                 <w:b/>
                 <w:sz w:val="20"/>
               </w:rPr>
-              <w:t>CU-50 — Autenticar por llave</w:t>
+              <w:t>CU-50. Autenticar por llave</w:t>
             </w:r>
           </w:p>
         </w:tc>
@@ -9312,7 +9344,7 @@
                 <w:b w:val="0"/>
                 <w:sz w:val="20"/>
               </w:rPr>
-              <w:t>— El sistema cliente incluye el encabezado X-API-Key en la petición.</w:t>
+              <w:t>- El sistema cliente incluye el encabezado X-API-Key en la petición.</w:t>
             </w:r>
           </w:p>
         </w:tc>
@@ -9471,7 +9503,7 @@
                 <w:b w:val="0"/>
                 <w:sz w:val="20"/>
               </w:rPr>
-              <w:t>— La petición queda asociada al cliente integrado y a su empresa emisora.</w:t>
+              <w:t>- La petición queda asociada al cliente integrado y a su empresa emisora.</w:t>
             </w:r>
           </w:p>
         </w:tc>
@@ -9512,7 +9544,7 @@
                 <w:b w:val="0"/>
                 <w:sz w:val="20"/>
               </w:rPr>
-              <w:t>— Si falta la llave o no corresponde a ningún cliente, el sistema responde 401.</w:t>
+              <w:t>- Si falta la llave o no corresponde a ningún cliente, el sistema responde 401.</w:t>
             </w:r>
             <w:r>
               <w:rPr>
@@ -9521,7 +9553,7 @@
                 <w:sz w:val="20"/>
               </w:rPr>
               <w:br/>
-              <w:t>— Si la llave es válida pero el cliente está suspendido o revocado, responde 403. La distinción importa: en el primer caso el integrador revisa su configuración, en el segundo tiene que hablar con el proveedor.</w:t>
+              <w:t>- Si la llave es válida pero el cliente está suspendido o revocado, responde 403. La distinción importa, porque en el primer caso el integrador revisa su configuración, en el segundo tiene que hablar con el proveedor.</w:t>
             </w:r>
           </w:p>
         </w:tc>
@@ -9560,11 +9592,12 @@
         <w:pageBreakBefore/>
       </w:pPr>
       <w:r>
-        <w:t>2.16 CU-51 — Emitir documento por API</w:t>
+        <w:t>2.16 CU-51. Emitir documento por API</w:t>
       </w:r>
     </w:p>
     <w:p>
       <w:pPr>
+        <w:keepNext/>
         <w:spacing w:line="480" w:lineRule="auto" w:before="0" w:after="0"/>
         <w:ind w:firstLine="0"/>
         <w:jc w:val="left"/>
@@ -9578,6 +9611,7 @@
     </w:p>
     <w:p>
       <w:pPr>
+        <w:keepNext/>
         <w:spacing w:line="480" w:lineRule="auto" w:before="0" w:after="0"/>
         <w:ind w:firstLine="0"/>
         <w:jc w:val="left"/>
@@ -9587,7 +9621,7 @@
           <w:b w:val="0"/>
           <w:i/>
         </w:rPr>
-        <w:t>Ficha del caso de uso CU-51: emitir documento por API</w:t>
+        <w:t>Ficha del caso de uso CU-51, emitir documento por API</w:t>
       </w:r>
     </w:p>
     <w:tbl>
@@ -9654,7 +9688,7 @@
                 <w:b/>
                 <w:sz w:val="20"/>
               </w:rPr>
-              <w:t>CU-51 — Emitir documento por API</w:t>
+              <w:t>CU-51. Emitir documento por API</w:t>
             </w:r>
           </w:p>
         </w:tc>
@@ -9859,7 +9893,7 @@
                 <w:b w:val="0"/>
                 <w:sz w:val="20"/>
               </w:rPr>
-              <w:t>— El sistema cliente está autenticado por su llave.</w:t>
+              <w:t>- El sistema cliente está autenticado por su llave.</w:t>
             </w:r>
             <w:r>
               <w:rPr>
@@ -9868,7 +9902,7 @@
                 <w:sz w:val="20"/>
               </w:rPr>
               <w:br/>
-              <w:t>— El cuerpo de la petición cumple el contrato publicado en OpenAPI.</w:t>
+              <w:t>- El cuerpo de la petición cumple el contrato publicado en OpenAPI.</w:t>
             </w:r>
           </w:p>
         </w:tc>
@@ -10036,7 +10070,7 @@
                 <w:b w:val="0"/>
                 <w:sz w:val="20"/>
               </w:rPr>
-              <w:t>— El documento queda emitido y el sistema externo conoce su número y su CUFE.</w:t>
+              <w:t>- El documento queda emitido y el sistema externo conoce su número y su CUFE.</w:t>
             </w:r>
             <w:r>
               <w:rPr>
@@ -10045,7 +10079,7 @@
                 <w:sz w:val="20"/>
               </w:rPr>
               <w:br/>
-              <w:t>— La empresa cumplió su obligación sin cambiar el software con el que opera.</w:t>
+              <w:t>- La empresa cumplió su obligación sin cambiar el software con el que opera.</w:t>
             </w:r>
           </w:p>
         </w:tc>
@@ -10086,7 +10120,7 @@
                 <w:b w:val="0"/>
                 <w:sz w:val="20"/>
               </w:rPr>
-              <w:t>— Todos los errores se devuelven con la misma estructura de código estable, mensaje legible y campo señalado.</w:t>
+              <w:t>- Todos los errores se devuelven con la misma estructura de código estable, mensaje legible y campo señalado.</w:t>
             </w:r>
             <w:r>
               <w:rPr>
@@ -10095,7 +10129,7 @@
                 <w:sz w:val="20"/>
               </w:rPr>
               <w:br/>
-              <w:t>— De un fallo inesperado, la traza va al log del servidor y al cliente solo le llega que la operación falló.</w:t>
+              <w:t>- De un fallo inesperado, la traza va al log del servidor y al cliente solo le llega que la operación falló.</w:t>
             </w:r>
           </w:p>
         </w:tc>
@@ -10134,11 +10168,12 @@
         <w:pageBreakBefore/>
       </w:pPr>
       <w:r>
-        <w:t>2.17 CU-56 — Reenviar emisión con la misma referencia</w:t>
+        <w:t>2.17 CU-56. Reenviar emisión con la misma referencia</w:t>
       </w:r>
     </w:p>
     <w:p>
       <w:pPr>
+        <w:keepNext/>
         <w:spacing w:line="480" w:lineRule="auto" w:before="0" w:after="0"/>
         <w:ind w:firstLine="0"/>
         <w:jc w:val="left"/>
@@ -10152,6 +10187,7 @@
     </w:p>
     <w:p>
       <w:pPr>
+        <w:keepNext/>
         <w:spacing w:line="480" w:lineRule="auto" w:before="0" w:after="0"/>
         <w:ind w:firstLine="0"/>
         <w:jc w:val="left"/>
@@ -10161,7 +10197,7 @@
           <w:b w:val="0"/>
           <w:i/>
         </w:rPr>
-        <w:t>Ficha del caso de uso CU-56: reenviar emisión con la misma referencia</w:t>
+        <w:t>Ficha del caso de uso CU-56, reenviar emisión con la misma referencia</w:t>
       </w:r>
     </w:p>
     <w:tbl>
@@ -10228,7 +10264,7 @@
                 <w:b/>
                 <w:sz w:val="20"/>
               </w:rPr>
-              <w:t>CU-56 — Reenviar emisión con la misma referencia</w:t>
+              <w:t>CU-56. Reenviar emisión con la misma referencia</w:t>
             </w:r>
           </w:p>
         </w:tc>
@@ -10433,7 +10469,7 @@
                 <w:b w:val="0"/>
                 <w:sz w:val="20"/>
               </w:rPr>
-              <w:t>— El sistema cliente reenvía una petición con una referencia externa ya utilizada.</w:t>
+              <w:t>- El sistema cliente reenvía una petición con una referencia externa ya utilizada.</w:t>
             </w:r>
           </w:p>
         </w:tc>
@@ -10574,7 +10610,7 @@
                 <w:b w:val="0"/>
                 <w:sz w:val="20"/>
               </w:rPr>
-              <w:t>— No se duplica el documento ni se consume un consecutivo adicional.</w:t>
+              <w:t>- No se duplica el documento ni se consume un consecutivo adicional.</w:t>
             </w:r>
             <w:r>
               <w:rPr>
@@ -10583,7 +10619,7 @@
                 <w:sz w:val="20"/>
               </w:rPr>
               <w:br/>
-              <w:t>— El consumo del cliente no aumenta por el reintento.</w:t>
+              <w:t>- El consumo del cliente no aumenta por el reintento.</w:t>
             </w:r>
           </w:p>
         </w:tc>
@@ -10624,7 +10660,7 @@
                 <w:b w:val="0"/>
                 <w:sz w:val="20"/>
               </w:rPr>
-              <w:t>— Si la referencia externa no se envía, el sistema no puede reconocer el reintento y emitirá un documento nuevo: por eso el contrato recomienda enviarla siempre.</w:t>
+              <w:t>- Si la referencia externa no se envía, el sistema no puede reconocer el reintento y emitirá un documento nuevo, y por eso el contrato recomienda enviarla siempre.</w:t>
             </w:r>
           </w:p>
         </w:tc>
@@ -10677,11 +10713,12 @@
           <w:b w:val="0"/>
           <w:i w:val="0"/>
         </w:rPr>
-        <w:t>Los 39 casos restantes se presentan agrupados por módulo, con la condición que debe cumplirse para ejecutarlos y el resultado que debe observarse al terminar. En su mayoría corresponden a consultas y a mantenimiento de catálogos, cuyo recorrido es el mismo en todos los casos: el usuario abre el módulo, el sistema presenta lo existente, el usuario registra o modifica, el sistema valida, guarda y confirma.</w:t>
+        <w:t>Los 39 casos restantes se presentan agrupados por módulo, con la condición que debe cumplirse para ejecutarlos y el resultado que debe observarse al terminar. En su mayoría corresponden a consultas y a mantenimiento de catálogos, cuyo recorrido es el mismo en todos los casos, porque el usuario abre el módulo, el sistema presenta lo existente, el usuario registra o modifica, el sistema valida, guarda y confirma.</w:t>
       </w:r>
     </w:p>
     <w:p>
       <w:pPr>
+        <w:keepNext/>
         <w:spacing w:line="480" w:lineRule="auto" w:before="0" w:after="0"/>
         <w:ind w:firstLine="0"/>
         <w:jc w:val="left"/>
@@ -10695,6 +10732,7 @@
     </w:p>
     <w:p>
       <w:pPr>
+        <w:keepNext/>
         <w:spacing w:line="480" w:lineRule="auto" w:before="0" w:after="0"/>
         <w:ind w:firstLine="0"/>
         <w:jc w:val="left"/>
@@ -11347,6 +11385,7 @@
     </w:p>
     <w:p>
       <w:pPr>
+        <w:keepNext/>
         <w:spacing w:line="480" w:lineRule="auto" w:before="0" w:after="0"/>
         <w:ind w:firstLine="0"/>
         <w:jc w:val="left"/>
@@ -11360,6 +11399,7 @@
     </w:p>
     <w:p>
       <w:pPr>
+        <w:keepNext/>
         <w:spacing w:line="480" w:lineRule="auto" w:before="0" w:after="0"/>
         <w:ind w:firstLine="0"/>
         <w:jc w:val="left"/>
@@ -11917,6 +11957,7 @@
     </w:p>
     <w:p>
       <w:pPr>
+        <w:keepNext/>
         <w:spacing w:line="480" w:lineRule="auto" w:before="0" w:after="0"/>
         <w:ind w:firstLine="0"/>
         <w:jc w:val="left"/>
@@ -11930,6 +11971,7 @@
     </w:p>
     <w:p>
       <w:pPr>
+        <w:keepNext/>
         <w:spacing w:line="480" w:lineRule="auto" w:before="0" w:after="0"/>
         <w:ind w:firstLine="0"/>
         <w:jc w:val="left"/>
@@ -12487,6 +12529,7 @@
     </w:p>
     <w:p>
       <w:pPr>
+        <w:keepNext/>
         <w:spacing w:line="480" w:lineRule="auto" w:before="0" w:after="0"/>
         <w:ind w:firstLine="0"/>
         <w:jc w:val="left"/>
@@ -12500,6 +12543,7 @@
     </w:p>
     <w:p>
       <w:pPr>
+        <w:keepNext/>
         <w:spacing w:line="480" w:lineRule="auto" w:before="0" w:after="0"/>
         <w:ind w:firstLine="0"/>
         <w:jc w:val="left"/>
@@ -13247,6 +13291,7 @@
     </w:p>
     <w:p>
       <w:pPr>
+        <w:keepNext/>
         <w:spacing w:line="480" w:lineRule="auto" w:before="0" w:after="0"/>
         <w:ind w:firstLine="0"/>
         <w:jc w:val="left"/>
@@ -13260,6 +13305,7 @@
     </w:p>
     <w:p>
       <w:pPr>
+        <w:keepNext/>
         <w:spacing w:line="480" w:lineRule="auto" w:before="0" w:after="0"/>
         <w:ind w:firstLine="0"/>
         <w:jc w:val="left"/>
@@ -13912,6 +13958,7 @@
     </w:p>
     <w:p>
       <w:pPr>
+        <w:keepNext/>
         <w:spacing w:line="480" w:lineRule="auto" w:before="0" w:after="0"/>
         <w:ind w:firstLine="0"/>
         <w:jc w:val="left"/>
@@ -13925,6 +13972,7 @@
     </w:p>
     <w:p>
       <w:pPr>
+        <w:keepNext/>
         <w:spacing w:line="480" w:lineRule="auto" w:before="0" w:after="0"/>
         <w:ind w:firstLine="0"/>
         <w:jc w:val="left"/>
@@ -14672,6 +14720,7 @@
     </w:p>
     <w:p>
       <w:pPr>
+        <w:keepNext/>
         <w:spacing w:line="480" w:lineRule="auto" w:before="0" w:after="0"/>
         <w:ind w:firstLine="0"/>
         <w:jc w:val="left"/>
@@ -14685,6 +14734,7 @@
     </w:p>
     <w:p>
       <w:pPr>
+        <w:keepNext/>
         <w:spacing w:line="480" w:lineRule="auto" w:before="0" w:after="0"/>
         <w:ind w:firstLine="0"/>
         <w:jc w:val="left"/>
@@ -15337,6 +15387,7 @@
     </w:p>
     <w:p>
       <w:pPr>
+        <w:keepNext/>
         <w:spacing w:line="480" w:lineRule="auto" w:before="0" w:after="0"/>
         <w:ind w:firstLine="0"/>
         <w:jc w:val="left"/>
@@ -15350,6 +15401,7 @@
     </w:p>
     <w:p>
       <w:pPr>
+        <w:keepNext/>
         <w:spacing w:line="480" w:lineRule="auto" w:before="0" w:after="0"/>
         <w:ind w:firstLine="0"/>
         <w:jc w:val="left"/>

--- a/docs expo/entregables/FactuGest - Documentacion de Casos de Uso.docx
+++ b/docs expo/entregables/FactuGest - Documentacion de Casos de Uso.docx
@@ -222,7 +222,7 @@
         <w:jc w:val="left"/>
       </w:pPr>
       <w:r>
-        <w:fldChar w:fldCharType="begin"/>
+        <w:fldChar w:fldCharType="begin" w:dirty="true"/>
         <w:instrText xml:space="preserve">TOC \o "1-3" \h \z \u</w:instrText>
         <w:fldChar w:fldCharType="separate"/>
         <w:t> </w:t>
@@ -15981,7 +15981,7 @@
         <w:rFonts w:ascii="Times New Roman" w:hAnsi="Times New Roman"/>
         <w:sz w:val="24"/>
       </w:rPr>
-      <w:fldChar w:fldCharType="begin"/>
+      <w:fldChar w:fldCharType="begin" w:dirty="true"/>
       <w:instrText xml:space="preserve">PAGE</w:instrText>
       <w:fldChar w:fldCharType="separate"/>
       <w:t> </w:t>
